--- a/public/resume/Sean_Despain_Resume_CreativeDirector_Brand.docx
+++ b/public/resume/Sean_Despain_Resume_CreativeDirector_Brand.docx
@@ -21,7 +21,7 @@
     </w:p>
     <w:p>
       <w:pPr>
-        <w:spacing w:after="200"/>
+        <w:spacing w:after="40"/>
         <w:jc w:val="center"/>
       </w:pPr>
       <w:r>
@@ -31,7 +31,7 @@
           <w:sz w:val="19"/>
           <w:szCs w:val="19"/>
         </w:rPr>
-        <w:t xml:space="preserve">Provo, UT · seandespain@gmail.com · (435) 695-6954 · linkedin.com/in/sean-despain-560316116</w:t>
+        <w:t xml:space="preserve">Provo, UT · seandespain@gmail.com · (435) 695-6954 · linkedin.com/in/sean-despain-560316116 · seandespain.com</w:t>
       </w:r>
     </w:p>
     <w:p>

--- a/public/resume/Sean_Despain_Resume_CreativeDirector_Brand.docx
+++ b/public/resume/Sean_Despain_Resume_CreativeDirector_Brand.docx
@@ -135,7 +135,7 @@
           <w:sz w:val="21"/>
           <w:szCs w:val="21"/>
         </w:rPr>
-        <w:t xml:space="preserve"> — </w:t>
+        <w:t xml:space="preserve"> · </w:t>
       </w:r>
       <w:r>
         <w:rPr>
@@ -166,7 +166,7 @@
           <w:sz w:val="20"/>
           <w:szCs w:val="20"/>
         </w:rPr>
-        <w:t xml:space="preserve">Directed the "luminous premium healing" visual system across app and web: a chakra-accented palette, a Cormorant Garamond + Manrope typography system, and the App Store launch asset set. Produced and directed 300+ multimedia assets — graphics, video, and campaigns — for marketing, education, and retreat content.</w:t>
+        <w:t xml:space="preserve">Directed the "luminous premium healing" visual system across app and web: a chakra-accented palette, a Cormorant Garamond + Manrope typography system, and the App Store launch asset set. Produced and directed 300+ multimedia assets · graphics, video, and campaigns · for marketing, education, and retreat content.</w:t>
       </w:r>
     </w:p>
     <w:p>
@@ -189,7 +189,7 @@
           <w:sz w:val="21"/>
           <w:szCs w:val="21"/>
         </w:rPr>
-        <w:t xml:space="preserve"> — </w:t>
+        <w:t xml:space="preserve"> · </w:t>
       </w:r>
       <w:r>
         <w:rPr>
@@ -220,7 +220,7 @@
           <w:sz w:val="20"/>
           <w:szCs w:val="20"/>
         </w:rPr>
-        <w:t xml:space="preserve">Created ten original princess characters and a complete visual system (an arch motif, an "invitation" gold-hairline device, and a crown mark used across the logo, favicon, and closing CTA) — designed from the ground up to avoid any resemblance to protected characters.</w:t>
+        <w:t xml:space="preserve">Created ten original princess characters and a complete visual system (an arch motif, an "invitation" gold-hairline device, and a crown mark used across the logo, favicon, and closing CTA) · designed from the ground up to avoid any resemblance to protected characters.</w:t>
       </w:r>
     </w:p>
     <w:p>
@@ -243,7 +243,7 @@
           <w:sz w:val="21"/>
           <w:szCs w:val="21"/>
         </w:rPr>
-        <w:t xml:space="preserve"> — </w:t>
+        <w:t xml:space="preserve"> · </w:t>
       </w:r>
       <w:r>
         <w:rPr>
@@ -297,7 +297,7 @@
           <w:sz w:val="21"/>
           <w:szCs w:val="21"/>
         </w:rPr>
-        <w:t xml:space="preserve"> — </w:t>
+        <w:t xml:space="preserve"> · </w:t>
       </w:r>
       <w:r>
         <w:rPr>
@@ -328,7 +328,7 @@
           <w:sz w:val="20"/>
           <w:szCs w:val="20"/>
         </w:rPr>
-        <w:t xml:space="preserve">Directed a content-verification governance system (verified/source/proposed tiers) so ceremonial, cultural, medical, and legal content is never machine-translated or shipped unconfirmed — brand integrity applied to sensitive, cross-cultural material.</w:t>
+        <w:t xml:space="preserve">Directed a content-verification governance system (verified/source/proposed tiers) so ceremonial, cultural, medical, and legal content is never machine-translated or shipped unconfirmed · brand integrity applied to sensitive, cross-cultural material.</w:t>
       </w:r>
     </w:p>
     <w:p>
@@ -362,7 +362,7 @@
           <w:sz w:val="21"/>
           <w:szCs w:val="21"/>
         </w:rPr>
-        <w:t xml:space="preserve">Co-Founder, CEO, Creative &amp; Product Lead — Peace Life</w:t>
+        <w:t xml:space="preserve">Co-Founder, CEO, Creative &amp; Product Lead · Peace Life</w:t>
       </w:r>
       <w:r>
         <w:rPr>
@@ -385,7 +385,7 @@
           <w:sz w:val="21"/>
           <w:szCs w:val="21"/>
         </w:rPr>
-        <w:t xml:space="preserve">Founder &amp; CEO — Nectar CBD</w:t>
+        <w:t xml:space="preserve">Founder &amp; CEO · Nectar CBD</w:t>
       </w:r>
       <w:r>
         <w:rPr>
@@ -408,7 +408,7 @@
           <w:sz w:val="21"/>
           <w:szCs w:val="21"/>
         </w:rPr>
-        <w:t xml:space="preserve">Director of South America, Marketing &amp; Activities — Natural Worship (Nonprofit)</w:t>
+        <w:t xml:space="preserve">Director of South America, Marketing &amp; Activities · Natural Worship (Nonprofit)</w:t>
       </w:r>
       <w:r>
         <w:rPr>
@@ -431,7 +431,7 @@
           <w:sz w:val="21"/>
           <w:szCs w:val="21"/>
         </w:rPr>
-        <w:t xml:space="preserve">Founder &amp; President — WIP Services LLC</w:t>
+        <w:t xml:space="preserve">Founder &amp; President · WIP Services LLC</w:t>
       </w:r>
       <w:r>
         <w:rPr>
@@ -471,7 +471,7 @@
           <w:sz w:val="20"/>
           <w:szCs w:val="20"/>
         </w:rPr>
-        <w:t xml:space="preserve">Utah Valley University — Coursework in Robotics &amp; Technology (2017–2019) · Graphic Design Certification</w:t>
+        <w:t xml:space="preserve">Utah Valley University · Coursework in Robotics &amp; Technology (2017–2019) · Graphic Design Certification</w:t>
       </w:r>
     </w:p>
     <w:sectPr>

--- a/public/resume/Sean_Despain_Resume_CreativeDirector_Brand.docx
+++ b/public/resume/Sean_Despain_Resume_CreativeDirector_Brand.docx
@@ -166,7 +166,7 @@
           <w:sz w:val="20"/>
           <w:szCs w:val="20"/>
         </w:rPr>
-        <w:t xml:space="preserve">Directed the "luminous premium healing" visual system across app and web: a chakra-accented palette, a Cormorant Garamond + Manrope typography system, and the App Store launch asset set. Produced and directed 300+ multimedia assets · graphics, video, and campaigns · for marketing, education, and retreat content.</w:t>
+        <w:t xml:space="preserve">Directed the "luminous premium healing" visual system across app and web: a chakra-accented palette, a Cormorant Garamond + Manrope typography system, and the App Store launch asset set. Produced and directed 300+ multimedia assets (graphics, video, and campaigns) for marketing, education, and retreat content.</w:t>
       </w:r>
     </w:p>
     <w:p>
@@ -220,7 +220,7 @@
           <w:sz w:val="20"/>
           <w:szCs w:val="20"/>
         </w:rPr>
-        <w:t xml:space="preserve">Created ten original princess characters and a complete visual system (an arch motif, an "invitation" gold-hairline device, and a crown mark used across the logo, favicon, and closing CTA) · designed from the ground up to avoid any resemblance to protected characters.</w:t>
+        <w:t xml:space="preserve">Created ten original princess characters and a complete visual system (an arch motif, an "invitation" gold-hairline device, and a crown mark used across the logo, favicon, and closing CTA), designed from the ground up to avoid any resemblance to protected characters.</w:t>
       </w:r>
     </w:p>
     <w:p>
@@ -328,7 +328,7 @@
           <w:sz w:val="20"/>
           <w:szCs w:val="20"/>
         </w:rPr>
-        <w:t xml:space="preserve">Directed a content-verification governance system (verified/source/proposed tiers) so ceremonial, cultural, medical, and legal content is never machine-translated or shipped unconfirmed · brand integrity applied to sensitive, cross-cultural material.</w:t>
+        <w:t xml:space="preserve">Directed a content-verification governance system (verified/source/proposed tiers) so ceremonial, cultural, medical, and legal content is never machine-translated or shipped unconfirmed: brand integrity applied to sensitive, cross-cultural material.</w:t>
       </w:r>
     </w:p>
     <w:p>

--- a/public/resume/Sean_Despain_Resume_CreativeDirector_Brand.docx
+++ b/public/resume/Sean_Despain_Resume_CreativeDirector_Brand.docx
@@ -31,7 +31,7 @@
           <w:sz w:val="19"/>
           <w:szCs w:val="19"/>
         </w:rPr>
-        <w:t xml:space="preserve">Provo, UT · seandespain@gmail.com · (435) 695-6954 · linkedin.com/in/sean-despain-560316116 · seandespain.com</w:t>
+        <w:t xml:space="preserve">Heber, UT · seandespain@gmail.com · (435) 695-6954 · linkedin.com/in/sean-despain-560316116 · seandespain.com</w:t>
       </w:r>
     </w:p>
     <w:p>

--- a/public/resume/Sean_Despain_Resume_CreativeDirector_Brand.docx
+++ b/public/resume/Sean_Despain_Resume_CreativeDirector_Brand.docx
@@ -417,6 +417,29 @@
           <w:szCs w:val="21"/>
         </w:rPr>
         <w:t xml:space="preserve"> · Jan 2022–Present</w:t>
+      </w:r>
+    </w:p>
+    <w:p>
+      <w:pPr>
+        <w:spacing w:after="40" w:before="140"/>
+      </w:pPr>
+      <w:r>
+        <w:rPr>
+          <w:rFonts w:ascii="Calibri" w:cs="Calibri" w:eastAsia="Calibri" w:hAnsi="Calibri"/>
+          <w:b/>
+          <w:bCs/>
+          <w:sz w:val="21"/>
+          <w:szCs w:val="21"/>
+        </w:rPr>
+        <w:t xml:space="preserve">Hiring Manager &amp; Sales Trainer · Leads to Sales</w:t>
+      </w:r>
+      <w:r>
+        <w:rPr>
+          <w:rFonts w:ascii="Calibri" w:cs="Calibri" w:eastAsia="Calibri" w:hAnsi="Calibri"/>
+          <w:sz w:val="21"/>
+          <w:szCs w:val="21"/>
+        </w:rPr>
+        <w:t xml:space="preserve"> · 2026</w:t>
       </w:r>
     </w:p>
     <w:p>
